--- a/docs/compliance/docx/PEMETAAN-UU-PDP-27-2022.docx
+++ b/docs/compliance/docx/PEMETAAN-UU-PDP-27-2022.docx
@@ -4686,7 +4686,46 @@
               <w:rPr>
                 <w:sz w:val="18"/>
               </w:rPr>
-              <w:t>"Cek Pembaruan" menghubungi repositori rilis. Dimulai pengguna; tercatat di Laporan Privasi</w:t>
+              <w:t xml:space="preserve">"Cek Pembaruan" mengambil satu berkas </w:t>
+            </w:r>
+            <w:r>
+              <w:rPr>
+                <w:rFonts w:ascii="Consolas" w:hAnsi="Consolas"/>
+                <w:sz w:val="18"/>
+              </w:rPr>
+              <w:t>VERSION</w:t>
+            </w:r>
+            <w:r>
+              <w:rPr>
+                <w:sz w:val="18"/>
+              </w:rPr>
+              <w:t xml:space="preserve"> dari </w:t>
+            </w:r>
+            <w:r>
+              <w:rPr>
+                <w:rFonts w:ascii="Consolas" w:hAnsi="Consolas"/>
+                <w:sz w:val="18"/>
+              </w:rPr>
+              <w:t>raw.githubusercontent.com</w:t>
+            </w:r>
+            <w:r>
+              <w:rPr>
+                <w:sz w:val="18"/>
+              </w:rPr>
+              <w:t xml:space="preserve"> (</w:t>
+            </w:r>
+            <w:r>
+              <w:rPr>
+                <w:rFonts w:ascii="Consolas" w:hAnsi="Consolas"/>
+                <w:sz w:val="18"/>
+              </w:rPr>
+              <w:t>lib/app_version.dart:24</w:t>
+            </w:r>
+            <w:r>
+              <w:rPr>
+                <w:sz w:val="18"/>
+              </w:rPr>
+              <w:t>). Dimulai pengguna, bukan otomatis; tidak ada data rapat yang dikirim; tercatat di Laporan Privasi</w:t>
             </w:r>
           </w:p>
         </w:tc>
@@ -4702,7 +4741,7 @@
               <w:rPr>
                 <w:sz w:val="18"/>
               </w:rPr>
-              <w:t>Matikan/jangan gunakan di jaringan tertutup</w:t>
+              <w:t>Jangan gunakan di jaringan tertutup; perbarui lewat distribusi paket instansi</w:t>
             </w:r>
           </w:p>
         </w:tc>
